--- a/docgen/サイトマップ.docx
+++ b/docgen/サイトマップ.docx
@@ -345,6 +345,80 @@
           </w:p>
         </w:tc>
       </w:tr>
+      <w:tr>
+        <w:tc>
+          <w:tcPr>
+            <w:tcW w:type="dxa" w:w="1400"/>
+            <w:tcMar>
+              <w:top w:type="dxa" w:w="80"/>
+              <w:left w:type="dxa" w:w="100"/>
+              <w:bottom w:type="dxa" w:w="80"/>
+              <w:right w:type="dxa" w:w="100"/>
+            </w:tcMar>
+            <w:vAlign w:val="center"/>
+          </w:tcPr>
+          <w:p>
+            <w:r>
+              <w:rPr>
+                <w:b w:val="false"/>
+                <w:bCs w:val="false"/>
+                <w:color w:val="000000"/>
+                <w:sz w:val="18"/>
+                <w:szCs w:val="18"/>
+              </w:rPr>
+              <w:t xml:space="preserve">v1.1</w:t>
+            </w:r>
+          </w:p>
+        </w:tc>
+        <w:tc>
+          <w:tcPr>
+            <w:tcW w:type="dxa" w:w="2200"/>
+            <w:tcMar>
+              <w:top w:type="dxa" w:w="80"/>
+              <w:left w:type="dxa" w:w="100"/>
+              <w:bottom w:type="dxa" w:w="80"/>
+              <w:right w:type="dxa" w:w="100"/>
+            </w:tcMar>
+            <w:vAlign w:val="center"/>
+          </w:tcPr>
+          <w:p>
+            <w:r>
+              <w:rPr>
+                <w:b w:val="false"/>
+                <w:bCs w:val="false"/>
+                <w:color w:val="000000"/>
+                <w:sz w:val="18"/>
+                <w:szCs w:val="18"/>
+              </w:rPr>
+              <w:t xml:space="preserve">2026年8月</w:t>
+            </w:r>
+          </w:p>
+        </w:tc>
+        <w:tc>
+          <w:tcPr>
+            <w:tcW w:type="dxa" w:w="6800"/>
+            <w:tcMar>
+              <w:top w:type="dxa" w:w="80"/>
+              <w:left w:type="dxa" w:w="100"/>
+              <w:bottom w:type="dxa" w:w="80"/>
+              <w:right w:type="dxa" w:w="100"/>
+            </w:tcMar>
+            <w:vAlign w:val="center"/>
+          </w:tcPr>
+          <w:p>
+            <w:r>
+              <w:rPr>
+                <w:b w:val="false"/>
+                <w:bCs w:val="false"/>
+                <w:color w:val="000000"/>
+                <w:sz w:val="18"/>
+                <w:szCs w:val="18"/>
+              </w:rPr>
+              <w:t xml:space="preserve">Googleログイン・2段階認証コード入力・2段階認証設定画面のフェーズ遷移を追加</w:t>
+            </w:r>
+          </w:p>
+        </w:tc>
+      </w:tr>
     </w:tbl>
     <w:p>
       <w:r>
@@ -436,7 +510,68 @@
                 <w:sz w:val="19"/>
                 <w:szCs w:val="19"/>
               </w:rPr>
-              <w:t xml:space="preserve">ログイン / 新規登録</w:t>
+              <w:t xml:space="preserve">ログイン / 新規登録(パスワード or Googleログイン)</w:t>
+            </w:r>
+          </w:p>
+        </w:tc>
+      </w:tr>
+    </w:tbl>
+    <w:p>
+      <w:pPr>
+        <w:spacing w:after="40" w:before="40"/>
+        <w:jc w:val="center"/>
+      </w:pPr>
+      <w:r>
+        <w:rPr>
+          <w:color w:val="666666"/>
+          <w:sz w:val="18"/>
+          <w:szCs w:val="18"/>
+        </w:rPr>
+        <w:t xml:space="preserve">↓ 2段階認証が有効なアカウントのみ</w:t>
+      </w:r>
+    </w:p>
+    <w:tbl>
+      <w:tblPr>
+        <w:tblW w:type="dxa" w:w="5600"/>
+        <w:jc w:val="center"/>
+        <w:tblBorders>
+          <w:top w:val="single" w:color="auto" w:sz="4"/>
+          <w:left w:val="single" w:color="auto" w:sz="4"/>
+          <w:bottom w:val="single" w:color="auto" w:sz="4"/>
+          <w:right w:val="single" w:color="auto" w:sz="4"/>
+          <w:insideH w:val="single" w:color="auto" w:sz="4"/>
+          <w:insideV w:val="single" w:color="auto" w:sz="4"/>
+        </w:tblBorders>
+      </w:tblPr>
+      <w:tblGrid>
+        <w:gridCol w:w="5600"/>
+      </w:tblGrid>
+      <w:tr>
+        <w:tc>
+          <w:tcPr>
+            <w:tcW w:type="dxa" w:w="5600"/>
+            <w:shd w:fill="EEF1F8" w:val="clear"/>
+            <w:tcMar>
+              <w:top w:type="dxa" w:w="160"/>
+              <w:left w:type="dxa" w:w="160"/>
+              <w:bottom w:type="dxa" w:w="160"/>
+              <w:right w:type="dxa" w:w="160"/>
+            </w:tcMar>
+            <w:vAlign w:val="center"/>
+          </w:tcPr>
+          <w:p>
+            <w:pPr>
+              <w:jc w:val="center"/>
+            </w:pPr>
+            <w:r>
+              <w:rPr>
+                <w:b w:val="false"/>
+                <w:bCs w:val="false"/>
+                <w:color w:val="1B2333"/>
+                <w:sz w:val="19"/>
+                <w:szCs w:val="19"/>
+              </w:rPr>
+              <w:t xml:space="preserve">2段階認証コード入力(2fa-prompt)</w:t>
             </w:r>
           </w:p>
         </w:tc>
@@ -1516,7 +1651,7 @@
                 <w:sz w:val="18"/>
                 <w:szCs w:val="18"/>
               </w:rPr>
-              <w:t xml:space="preserve">ナビから</w:t>
+              <w:t xml:space="preserve">ナビから。セキュリティ設定→2段階認証設定・管理画面(manageモード)へ遷移可</w:t>
             </w:r>
           </w:p>
         </w:tc>
